--- a/教案生成器/lesson-plan-docx-generator/docs/evidence/issue-73-synthetic-course/artifacts/教案13_项目二：树与图关系处理_实现DFSBFS并核验访问顺序与连通分量.docx
+++ b/教案生成器/lesson-plan-docx-generator/docs/evidence/issue-73-synthetic-course/artifacts/教案13_项目二：树与图关系处理_实现DFSBFS并核验访问顺序与连通分量.docx
@@ -859,7 +859,7 @@
                 <w:sz w:val="24"/>
                 <w:szCs w:val="24"/>
               </w:rPr>
-              <w:t>3. 全图从A DFS/BFS均A,B,C,D,E,F；分量{A,B,C,D,E},{F}。</w:t>
+              <w:t>3. 单次DFS(A)/BFS(A)只访问A,B,C,D,E；全图外层扫描A..F后另启F，完整访问集合为A..F，分量为{A,B,C,D,E}与{F}。</w:t>
             </w:r>
           </w:p>
           <w:p>
@@ -1805,6 +1805,26 @@
                 <w:szCs w:val="24"/>
               </w:rPr>
               <w:t>4. 预期断言表</w:t>
+            </w:r>
+          </w:p>
+          <w:p>
+            <w:pPr>
+              <w:snapToGrid w:val="0"/>
+              <w:ind w:left="240" w:hangingChars="100" w:hanging="240"/>
+              <w:jc w:val="left"/>
+              <w:rPr>
+                <w:rFonts w:ascii="仿宋" w:eastAsia="仿宋" w:hAnsi="仿宋"/>
+                <w:sz w:val="24"/>
+                <w:szCs w:val="24"/>
+              </w:rPr>
+            </w:pPr>
+            <w:r>
+              <w:rPr>
+                <w:rFonts w:ascii="仿宋" w:eastAsia="仿宋" w:hAnsi="仿宋" w:hint="eastAsia"/>
+                <w:sz w:val="24"/>
+                <w:szCs w:val="24"/>
+              </w:rPr>
+              <w:t>5. 运行起点：practice-starters/L13GraphTraversalLab.java（Java SE 17）</w:t>
             </w:r>
           </w:p>
         </w:tc>
@@ -4759,7 +4779,7 @@
                 <w:sz w:val="24"/>
                 <w:szCs w:val="24"/>
               </w:rPr>
-              <w:t>围绕“实现DFS/BFS并核验访问顺序与连通分量”完成复习L09邻居顺序和分量，准备项目。，留下可核对的学习证据。</w:t>
+              <w:t>诊断冻结边集、邻居升序和遍历visited约定。</w:t>
             </w:r>
             <w:bookmarkEnd w:id="27"/>
           </w:p>
@@ -5006,7 +5026,7 @@
                 <w:sz w:val="24"/>
                 <w:szCs w:val="24"/>
               </w:rPr>
-              <w:t>围绕“实现DFS/BFS并核验访问顺序与连通分量”完成提出可达资源巡检。，留下可核对的学习证据。</w:t>
+              <w:t>把资源巡检表达为图遍历与分量识别任务。</w:t>
             </w:r>
             <w:bookmarkEnd w:id="32"/>
           </w:p>
@@ -5124,9 +5144,28 @@
                 <w:sz w:val="24"/>
                 <w:szCs w:val="24"/>
               </w:rPr>
-              <w:t>1. 示范DFS首次进入标记，BFS首次入队标记。</w:t>
+              <w:t>1. 打开practice-starters/L13GraphTraversalLab.java；冻结A–F邻接表由构造函数建立，不需学生重录图。</w:t>
             </w:r>
             <w:bookmarkEnd w:id="34"/>
+          </w:p>
+          <w:p>
+            <w:pPr>
+              <w:ind w:left="250" w:hangingChars="104" w:hanging="250"/>
+              <w:jc w:val="left"/>
+              <w:rPr>
+                <w:rFonts w:ascii="仿宋" w:eastAsia="仿宋" w:hAnsi="仿宋"/>
+                <w:sz w:val="24"/>
+                <w:szCs w:val="24"/>
+              </w:rPr>
+            </w:pPr>
+            <w:r>
+              <w:rPr>
+                <w:rFonts w:ascii="仿宋" w:eastAsia="仿宋" w:hAnsi="仿宋" w:hint="eastAsia"/>
+                <w:sz w:val="24"/>
+                <w:szCs w:val="24"/>
+              </w:rPr>
+              <w:t>2. 追踪DFS首次进入标记与BFS首次入队标记，说明邻接按字母升序。</w:t>
+            </w:r>
           </w:p>
         </w:tc>
         <w:tc>
@@ -5232,7 +5271,7 @@
                 <w:sz w:val="24"/>
                 <w:szCs w:val="24"/>
               </w:rPr>
-              <w:t>围绕“实现DFS/BFS并核验访问顺序与连通分量”完成示范DFS首次进入标记，BFS首次入队标记。，留下可核对的学习证据。</w:t>
+              <w:t>示范DFS入栈/首次进入与BFS首次入队标记。</w:t>
             </w:r>
             <w:bookmarkEnd w:id="37"/>
           </w:p>
@@ -5350,9 +5389,47 @@
                 <w:sz w:val="24"/>
                 <w:szCs w:val="24"/>
               </w:rPr>
-              <w:t>1. 实现建图、DFS、BFS、全图扫描。</w:t>
+              <w:t>1. 实现DFS、BFS和全图外层扫描；单次A起点分别输出A,B,C,D,E，不能把孤立F写入单次结果。</w:t>
             </w:r>
             <w:bookmarkEnd w:id="39"/>
+          </w:p>
+          <w:p>
+            <w:pPr>
+              <w:ind w:left="250" w:hangingChars="104" w:hanging="250"/>
+              <w:jc w:val="left"/>
+              <w:rPr>
+                <w:rFonts w:ascii="仿宋" w:eastAsia="仿宋" w:hAnsi="仿宋"/>
+                <w:sz w:val="24"/>
+                <w:szCs w:val="24"/>
+              </w:rPr>
+            </w:pPr>
+            <w:r>
+              <w:rPr>
+                <w:rFonts w:ascii="仿宋" w:eastAsia="仿宋" w:hAnsi="仿宋" w:hint="eastAsia"/>
+                <w:sz w:val="24"/>
+                <w:szCs w:val="24"/>
+              </w:rPr>
+              <w:t>2. 25分钟分配：2分钟读图和接口，8分钟实现DFS/BFS，5分钟实现A..F外层扫描，7分钟运行A/E起点和分量断言，3分钟修复首错。</w:t>
+            </w:r>
+          </w:p>
+          <w:p>
+            <w:pPr>
+              <w:ind w:left="250" w:hangingChars="104" w:hanging="250"/>
+              <w:jc w:val="left"/>
+              <w:rPr>
+                <w:rFonts w:ascii="仿宋" w:eastAsia="仿宋" w:hAnsi="仿宋"/>
+                <w:sz w:val="24"/>
+                <w:szCs w:val="24"/>
+              </w:rPr>
+            </w:pPr>
+            <w:r>
+              <w:rPr>
+                <w:rFonts w:ascii="仿宋" w:eastAsia="仿宋" w:hAnsi="仿宋" w:hint="eastAsia"/>
+                <w:sz w:val="24"/>
+                <w:szCs w:val="24"/>
+              </w:rPr>
+              <w:t>3. 执行`javac L13GraphTraversalLab.java &amp;&amp; java L13GraphTraversalLab`；A起点DFS/BFS均为A,B,C,D,E；E起点DFS为E,C,A,B,D、BFS为E,C,D,A,B；分量为{A,B,C,D,E}与{F}。</w:t>
+            </w:r>
           </w:p>
         </w:tc>
         <w:tc>
@@ -5422,7 +5499,7 @@
                 <w:sz w:val="24"/>
                 <w:szCs w:val="24"/>
               </w:rPr>
-              <w:t>1. 跑A/E和全图断言。</w:t>
+              <w:t>1. 保存命令、DFS调用栈/BFS队列轨迹、visited时点与断言输出；失败时从第一个相邻点顺序分歧定位。</w:t>
             </w:r>
             <w:bookmarkEnd w:id="41"/>
           </w:p>
@@ -5458,7 +5535,7 @@
                 <w:sz w:val="24"/>
                 <w:szCs w:val="24"/>
               </w:rPr>
-              <w:t>围绕“实现DFS/BFS并核验访问顺序与连通分量”完成实现建图、DFS、BFS、全图扫描。，留下可核对的学习证据。</w:t>
+              <w:t>实现DFS、BFS和全图扫描并核验A/E结果。</w:t>
             </w:r>
             <w:bookmarkEnd w:id="42"/>
           </w:p>
@@ -5690,7 +5767,7 @@
                 <w:sz w:val="24"/>
                 <w:szCs w:val="24"/>
               </w:rPr>
-              <w:t>围绕“实现DFS/BFS并核验访问顺序与连通分量”完成删BD做副本变式再恢复冻结主图。，留下可核对的学习证据。</w:t>
+              <w:t>通过删BD副本区分主图结果与变式结果。</w:t>
             </w:r>
             <w:bookmarkEnd w:id="47"/>
           </w:p>
@@ -5924,7 +6001,7 @@
                 <w:sz w:val="24"/>
                 <w:szCs w:val="24"/>
               </w:rPr>
-              <w:t>围绕“实现DFS/BFS并核验访问顺序与连通分量”完成提交程序、队列/栈轨迹、分量和变式。，留下可核对的学习证据。</w:t>
+              <w:t>整理源代码、轨迹、连通分量和回归输出。</w:t>
             </w:r>
             <w:bookmarkEnd w:id="52"/>
           </w:p>
@@ -6145,7 +6222,7 @@
                 <w:sz w:val="24"/>
                 <w:szCs w:val="24"/>
               </w:rPr>
-              <w:t>围绕“实现DFS/BFS并核验访问顺序与连通分量”完成同伴运行断言复查E起点。，留下可核对的学习证据。</w:t>
+              <w:t>同伴重跑E起点并复核队列/栈轨迹。</w:t>
             </w:r>
             <w:bookmarkEnd w:id="57"/>
           </w:p>
@@ -6371,7 +6448,7 @@
                 <w:sz w:val="24"/>
                 <w:szCs w:val="24"/>
               </w:rPr>
-              <w:t>围绕“实现DFS/BFS并核验访问顺序与连通分量”完成总结邻接、DFS、BFS、全图扫描。，留下可核对的学习证据。</w:t>
+              <w:t>解释A起点同序为何不代表两算法等价。</w:t>
             </w:r>
             <w:bookmarkEnd w:id="62"/>
           </w:p>
@@ -6621,7 +6698,7 @@
                 <w:sz w:val="24"/>
                 <w:szCs w:val="24"/>
               </w:rPr>
-              <w:t>围绕“实现DFS/BFS并核验访问顺序与连通分量”完成从D起点重跑并保留全图回归。，留下可核对的学习证据。</w:t>
+              <w:t>从D起点重跑并检查全图分量不变量。</w:t>
             </w:r>
             <w:bookmarkEnd w:id="67"/>
           </w:p>
